--- a/fuentes/CF1_DU.docx
+++ b/fuentes/CF1_DU.docx
@@ -457,7 +457,13 @@
     </w:p>
     <w:p>
       <w:r>
-        <w:t>En los distintos procesos del desarrollo de la humanidad, el trabajo ha ejercido un papel determinante como factor clave en la construcción de las relaciones sociales, de habilidades individuales y colectivas, de la promoción de la dignidad humana</w:t>
+        <w:t>En los distintos procesos del desarrollo de la humanidad, el trabajo ha ejercido un papel determinante como factor clave en la construcción de las relaciones sociales, de habilidades individuales y colectivas</w:t>
+      </w:r>
+      <w:r>
+        <w:t xml:space="preserve"> y</w:t>
+      </w:r>
+      <w:r>
+        <w:t xml:space="preserve"> de la promoción de la dignidad humana</w:t>
       </w:r>
       <w:r>
         <w:t>.</w:t>
@@ -541,7 +547,8 @@
         <w:br w:type="page"/>
       </w:r>
     </w:p>
-    <w:bookmarkStart w:id="0" w:name="_Toc206522242" w:displacedByCustomXml="next"/>
+    <w:bookmarkStart w:id="0" w:name="_Toc207290540" w:displacedByCustomXml="next"/>
+    <w:bookmarkStart w:id="1" w:name="_Toc206522242" w:displacedByCustomXml="next"/>
     <w:sdt>
       <w:sdtPr>
         <w:rPr>
@@ -588,6 +595,7 @@
           <w:r>
             <w:t>ontenido</w:t>
           </w:r>
+          <w:bookmarkEnd w:id="1"/>
           <w:bookmarkEnd w:id="0"/>
           <w:r>
             <w:rPr>
@@ -626,7 +634,7 @@
               <w:lang w:eastAsia="es-CO"/>
             </w:rPr>
           </w:pPr>
-          <w:hyperlink w:anchor="_Toc206522243" w:history="1">
+          <w:hyperlink w:anchor="_Toc207290541" w:history="1">
             <w:r>
               <w:rPr>
                 <w:rStyle w:val="Hipervnculo"/>
@@ -653,7 +661,7 @@
                 <w:noProof/>
                 <w:webHidden/>
               </w:rPr>
-              <w:instrText xml:space="preserve"> PAGEREF _Toc206522243 \h </w:instrText>
+              <w:instrText xml:space="preserve"> PAGEREF _Toc207290541 \h </w:instrText>
             </w:r>
             <w:r>
               <w:rPr>
@@ -699,7 +707,7 @@
               <w:lang w:eastAsia="es-CO"/>
             </w:rPr>
           </w:pPr>
-          <w:hyperlink w:anchor="_Toc206522244" w:history="1">
+          <w:hyperlink w:anchor="_Toc207290542" w:history="1">
             <w:r>
               <w:rPr>
                 <w:rStyle w:val="Hipervnculo"/>
@@ -743,7 +751,7 @@
                 <w:noProof/>
                 <w:webHidden/>
               </w:rPr>
-              <w:instrText xml:space="preserve"> PAGEREF _Toc206522244 \h </w:instrText>
+              <w:instrText xml:space="preserve"> PAGEREF _Toc207290542 \h </w:instrText>
             </w:r>
             <w:r>
               <w:rPr>
@@ -787,7 +795,7 @@
               <w:lang w:eastAsia="es-CO"/>
             </w:rPr>
           </w:pPr>
-          <w:hyperlink w:anchor="_Toc206522245" w:history="1">
+          <w:hyperlink w:anchor="_Toc207290543" w:history="1">
             <w:r>
               <w:rPr>
                 <w:rStyle w:val="Hipervnculo"/>
@@ -825,7 +833,7 @@
               <w:rPr>
                 <w:webHidden/>
               </w:rPr>
-              <w:instrText xml:space="preserve"> PAGEREF _Toc206522245 \h </w:instrText>
+              <w:instrText xml:space="preserve"> PAGEREF _Toc207290543 \h </w:instrText>
             </w:r>
             <w:r>
               <w:rPr>
@@ -865,7 +873,7 @@
               <w:lang w:eastAsia="es-CO"/>
             </w:rPr>
           </w:pPr>
-          <w:hyperlink w:anchor="_Toc206522246" w:history="1">
+          <w:hyperlink w:anchor="_Toc207290544" w:history="1">
             <w:r>
               <w:rPr>
                 <w:rStyle w:val="Hipervnculo"/>
@@ -903,7 +911,7 @@
               <w:rPr>
                 <w:webHidden/>
               </w:rPr>
-              <w:instrText xml:space="preserve"> PAGEREF _Toc206522246 \h </w:instrText>
+              <w:instrText xml:space="preserve"> PAGEREF _Toc207290544 \h </w:instrText>
             </w:r>
             <w:r>
               <w:rPr>
@@ -943,7 +951,7 @@
               <w:lang w:eastAsia="es-CO"/>
             </w:rPr>
           </w:pPr>
-          <w:hyperlink w:anchor="_Toc206522247" w:history="1">
+          <w:hyperlink w:anchor="_Toc207290545" w:history="1">
             <w:r>
               <w:rPr>
                 <w:rStyle w:val="Hipervnculo"/>
@@ -963,7 +971,7 @@
               <w:rPr>
                 <w:rStyle w:val="Hipervnculo"/>
               </w:rPr>
-              <w:t>Constitución política de Colombia</w:t>
+              <w:t>Constitución Política de Colombia</w:t>
             </w:r>
             <w:r>
               <w:rPr>
@@ -981,7 +989,7 @@
               <w:rPr>
                 <w:webHidden/>
               </w:rPr>
-              <w:instrText xml:space="preserve"> PAGEREF _Toc206522247 \h </w:instrText>
+              <w:instrText xml:space="preserve"> PAGEREF _Toc207290545 \h </w:instrText>
             </w:r>
             <w:r>
               <w:rPr>
@@ -1021,7 +1029,7 @@
               <w:lang w:eastAsia="es-CO"/>
             </w:rPr>
           </w:pPr>
-          <w:hyperlink w:anchor="_Toc206522248" w:history="1">
+          <w:hyperlink w:anchor="_Toc207290546" w:history="1">
             <w:r>
               <w:rPr>
                 <w:rStyle w:val="Hipervnculo"/>
@@ -1059,7 +1067,7 @@
               <w:rPr>
                 <w:webHidden/>
               </w:rPr>
-              <w:instrText xml:space="preserve"> PAGEREF _Toc206522248 \h </w:instrText>
+              <w:instrText xml:space="preserve"> PAGEREF _Toc207290546 \h </w:instrText>
             </w:r>
             <w:r>
               <w:rPr>
@@ -1099,7 +1107,7 @@
               <w:lang w:eastAsia="es-CO"/>
             </w:rPr>
           </w:pPr>
-          <w:hyperlink w:anchor="_Toc206522249" w:history="1">
+          <w:hyperlink w:anchor="_Toc207290547" w:history="1">
             <w:r>
               <w:rPr>
                 <w:rStyle w:val="Hipervnculo"/>
@@ -1137,7 +1145,7 @@
               <w:rPr>
                 <w:webHidden/>
               </w:rPr>
-              <w:instrText xml:space="preserve"> PAGEREF _Toc206522249 \h </w:instrText>
+              <w:instrText xml:space="preserve"> PAGEREF _Toc207290547 \h </w:instrText>
             </w:r>
             <w:r>
               <w:rPr>
@@ -1179,7 +1187,7 @@
               <w:lang w:eastAsia="es-CO"/>
             </w:rPr>
           </w:pPr>
-          <w:hyperlink w:anchor="_Toc206522250" w:history="1">
+          <w:hyperlink w:anchor="_Toc207290548" w:history="1">
             <w:r>
               <w:rPr>
                 <w:rStyle w:val="Hipervnculo"/>
@@ -1223,7 +1231,7 @@
                 <w:noProof/>
                 <w:webHidden/>
               </w:rPr>
-              <w:instrText xml:space="preserve"> PAGEREF _Toc206522250 \h </w:instrText>
+              <w:instrText xml:space="preserve"> PAGEREF _Toc207290548 \h </w:instrText>
             </w:r>
             <w:r>
               <w:rPr>
@@ -1269,7 +1277,7 @@
               <w:lang w:eastAsia="es-CO"/>
             </w:rPr>
           </w:pPr>
-          <w:hyperlink w:anchor="_Toc206522251" w:history="1">
+          <w:hyperlink w:anchor="_Toc207290549" w:history="1">
             <w:r>
               <w:rPr>
                 <w:rStyle w:val="Hipervnculo"/>
@@ -1313,7 +1321,7 @@
                 <w:noProof/>
                 <w:webHidden/>
               </w:rPr>
-              <w:instrText xml:space="preserve"> PAGEREF _Toc206522251 \h </w:instrText>
+              <w:instrText xml:space="preserve"> PAGEREF _Toc207290549 \h </w:instrText>
             </w:r>
             <w:r>
               <w:rPr>
@@ -1359,7 +1367,7 @@
               <w:lang w:eastAsia="es-CO"/>
             </w:rPr>
           </w:pPr>
-          <w:hyperlink w:anchor="_Toc206522252" w:history="1">
+          <w:hyperlink w:anchor="_Toc207290550" w:history="1">
             <w:r>
               <w:rPr>
                 <w:rStyle w:val="Hipervnculo"/>
@@ -1403,7 +1411,7 @@
                 <w:noProof/>
                 <w:webHidden/>
               </w:rPr>
-              <w:instrText xml:space="preserve"> PAGEREF _Toc206522252 \h </w:instrText>
+              <w:instrText xml:space="preserve"> PAGEREF _Toc207290550 \h </w:instrText>
             </w:r>
             <w:r>
               <w:rPr>
@@ -1448,7 +1456,7 @@
               <w:lang w:eastAsia="es-CO"/>
             </w:rPr>
           </w:pPr>
-          <w:hyperlink w:anchor="_Toc206522253" w:history="1">
+          <w:hyperlink w:anchor="_Toc207290551" w:history="1">
             <w:r>
               <w:rPr>
                 <w:rStyle w:val="Hipervnculo"/>
@@ -1475,7 +1483,7 @@
                 <w:noProof/>
                 <w:webHidden/>
               </w:rPr>
-              <w:instrText xml:space="preserve"> PAGEREF _Toc206522253 \h </w:instrText>
+              <w:instrText xml:space="preserve"> PAGEREF _Toc207290551 \h </w:instrText>
             </w:r>
             <w:r>
               <w:rPr>
@@ -1520,7 +1528,7 @@
               <w:lang w:eastAsia="es-CO"/>
             </w:rPr>
           </w:pPr>
-          <w:hyperlink w:anchor="_Toc206522254" w:history="1">
+          <w:hyperlink w:anchor="_Toc207290552" w:history="1">
             <w:r>
               <w:rPr>
                 <w:rStyle w:val="Hipervnculo"/>
@@ -1547,7 +1555,7 @@
                 <w:noProof/>
                 <w:webHidden/>
               </w:rPr>
-              <w:instrText xml:space="preserve"> PAGEREF _Toc206522254 \h </w:instrText>
+              <w:instrText xml:space="preserve"> PAGEREF _Toc207290552 \h </w:instrText>
             </w:r>
             <w:r>
               <w:rPr>
@@ -1592,7 +1600,7 @@
               <w:lang w:eastAsia="es-CO"/>
             </w:rPr>
           </w:pPr>
-          <w:hyperlink w:anchor="_Toc206522255" w:history="1">
+          <w:hyperlink w:anchor="_Toc207290553" w:history="1">
             <w:r>
               <w:rPr>
                 <w:rStyle w:val="Hipervnculo"/>
@@ -1619,7 +1627,7 @@
                 <w:noProof/>
                 <w:webHidden/>
               </w:rPr>
-              <w:instrText xml:space="preserve"> PAGEREF _Toc206522255 \h </w:instrText>
+              <w:instrText xml:space="preserve"> PAGEREF _Toc207290553 \h </w:instrText>
             </w:r>
             <w:r>
               <w:rPr>
@@ -1664,7 +1672,7 @@
               <w:lang w:eastAsia="es-CO"/>
             </w:rPr>
           </w:pPr>
-          <w:hyperlink w:anchor="_Toc206522256" w:history="1">
+          <w:hyperlink w:anchor="_Toc207290554" w:history="1">
             <w:r>
               <w:rPr>
                 <w:rStyle w:val="Hipervnculo"/>
@@ -1691,7 +1699,7 @@
                 <w:noProof/>
                 <w:webHidden/>
               </w:rPr>
-              <w:instrText xml:space="preserve"> PAGEREF _Toc206522256 \h </w:instrText>
+              <w:instrText xml:space="preserve"> PAGEREF _Toc207290554 \h </w:instrText>
             </w:r>
             <w:r>
               <w:rPr>
@@ -1736,7 +1744,7 @@
               <w:lang w:eastAsia="es-CO"/>
             </w:rPr>
           </w:pPr>
-          <w:hyperlink w:anchor="_Toc206522257" w:history="1">
+          <w:hyperlink w:anchor="_Toc207290555" w:history="1">
             <w:r>
               <w:rPr>
                 <w:rStyle w:val="Hipervnculo"/>
@@ -1763,7 +1771,7 @@
                 <w:noProof/>
                 <w:webHidden/>
               </w:rPr>
-              <w:instrText xml:space="preserve"> PAGEREF _Toc206522257 \h </w:instrText>
+              <w:instrText xml:space="preserve"> PAGEREF _Toc207290555 \h </w:instrText>
             </w:r>
             <w:r>
               <w:rPr>
@@ -1839,12 +1847,12 @@
         </w:numPr>
         <w:ind w:left="709"/>
       </w:pPr>
-      <w:bookmarkStart w:id="1" w:name="_Toc206522243"/>
+      <w:bookmarkStart w:id="2" w:name="_Toc207290541"/>
       <w:r>
         <w:lastRenderedPageBreak/>
         <w:t>Introducción</w:t>
       </w:r>
-      <w:bookmarkEnd w:id="1"/>
+      <w:bookmarkEnd w:id="2"/>
     </w:p>
     <w:p>
       <w:pPr>
@@ -2090,12 +2098,12 @@
       <w:pPr>
         <w:pStyle w:val="Ttulo1"/>
       </w:pPr>
-      <w:bookmarkStart w:id="2" w:name="_Toc206522244"/>
+      <w:bookmarkStart w:id="3" w:name="_Toc207290542"/>
       <w:r>
         <w:lastRenderedPageBreak/>
         <w:t>Trabajo, sociedad y dignidad humana</w:t>
       </w:r>
-      <w:bookmarkEnd w:id="2"/>
+      <w:bookmarkEnd w:id="3"/>
     </w:p>
     <w:p>
       <w:pPr>
@@ -2127,11 +2135,11 @@
       <w:pPr>
         <w:pStyle w:val="Ttulo2"/>
       </w:pPr>
-      <w:bookmarkStart w:id="3" w:name="_Toc206522245"/>
+      <w:bookmarkStart w:id="4" w:name="_Toc207290543"/>
       <w:r>
         <w:t>La democracia</w:t>
       </w:r>
-      <w:bookmarkEnd w:id="3"/>
+      <w:bookmarkEnd w:id="4"/>
     </w:p>
     <w:p>
       <w:pPr>
@@ -2183,11 +2191,11 @@
       <w:pPr>
         <w:pStyle w:val="Ttulo2"/>
       </w:pPr>
-      <w:bookmarkStart w:id="4" w:name="_Toc206522246"/>
+      <w:bookmarkStart w:id="5" w:name="_Toc207290544"/>
       <w:r>
         <w:t>Derechos humanos</w:t>
       </w:r>
-      <w:bookmarkEnd w:id="4"/>
+      <w:bookmarkEnd w:id="5"/>
     </w:p>
     <w:p>
       <w:pPr>
@@ -2430,7 +2438,7 @@
       <w:pPr>
         <w:pStyle w:val="Ttulo2"/>
       </w:pPr>
-      <w:bookmarkStart w:id="5" w:name="_Toc206522247"/>
+      <w:bookmarkStart w:id="6" w:name="_Toc207290545"/>
       <w:r>
         <w:t xml:space="preserve">Constitución </w:t>
       </w:r>
@@ -2440,7 +2448,7 @@
       <w:r>
         <w:t>olítica de Colombia</w:t>
       </w:r>
-      <w:bookmarkEnd w:id="5"/>
+      <w:bookmarkEnd w:id="6"/>
     </w:p>
     <w:p>
       <w:pPr>
@@ -2537,11 +2545,11 @@
       <w:pPr>
         <w:pStyle w:val="Ttulo2"/>
       </w:pPr>
-      <w:bookmarkStart w:id="6" w:name="_Toc206522248"/>
+      <w:bookmarkStart w:id="7" w:name="_Toc207290546"/>
       <w:r>
         <w:t>El trabajo como derecho humano fundamental</w:t>
       </w:r>
-      <w:bookmarkEnd w:id="6"/>
+      <w:bookmarkEnd w:id="7"/>
     </w:p>
     <w:p>
       <w:pPr>
@@ -2772,11 +2780,11 @@
       <w:pPr>
         <w:pStyle w:val="Ttulo2"/>
       </w:pPr>
-      <w:bookmarkStart w:id="7" w:name="_Toc206522249"/>
+      <w:bookmarkStart w:id="8" w:name="_Toc207290547"/>
       <w:r>
         <w:t>Los derechos del trabajo y en el trabajo</w:t>
       </w:r>
-      <w:bookmarkEnd w:id="7"/>
+      <w:bookmarkEnd w:id="8"/>
     </w:p>
     <w:p>
       <w:pPr>
@@ -2949,38 +2957,24 @@
       <w:r>
         <w:br w:type="page"/>
       </w:r>
-      <w:bookmarkStart w:id="8" w:name="_Toc206522250"/>
+      <w:bookmarkStart w:id="9" w:name="_Toc207290548"/>
       <w:r>
         <w:lastRenderedPageBreak/>
         <w:t>Ciudadanía laboral</w:t>
       </w:r>
-      <w:bookmarkEnd w:id="8"/>
-    </w:p>
-    <w:p>
-      <w:pPr>
-        <w:rPr>
-          <w:lang w:val="es-419" w:eastAsia="es-CO"/>
-        </w:rPr>
-      </w:pPr>
-      <w:r>
-        <w:rPr>
-          <w:lang w:val="es-419" w:eastAsia="es-CO"/>
-        </w:rPr>
-        <w:t xml:space="preserve">La ciudadanía laboral hace referencia al ejercicio pleno de los derechos y deberes de los trabajadores dentro del ámbito del trabajo, así como a su capacidad de participar activamente en la vida laboral y social en condiciones de igualdad y dignidad. Este concepto trasciende la mera relación contractual para incluir dimensiones políticas, sociales y culturales, en las que el trabajador es reconocido como sujeto de derechos dentro de una sociedad democrática (Marshall, 1998; </w:t>
-      </w:r>
-      <w:proofErr w:type="spellStart"/>
-      <w:r>
-        <w:rPr>
-          <w:lang w:val="es-419" w:eastAsia="es-CO"/>
-        </w:rPr>
-        <w:t>Antunes</w:t>
-      </w:r>
-      <w:proofErr w:type="spellEnd"/>
-      <w:r>
-        <w:rPr>
-          <w:lang w:val="es-419" w:eastAsia="es-CO"/>
-        </w:rPr>
-        <w:t>, 2009).</w:t>
+      <w:bookmarkEnd w:id="9"/>
+    </w:p>
+    <w:p>
+      <w:pPr>
+        <w:rPr>
+          <w:lang w:val="es-419" w:eastAsia="es-CO"/>
+        </w:rPr>
+      </w:pPr>
+      <w:r>
+        <w:rPr>
+          <w:lang w:val="es-419" w:eastAsia="es-CO"/>
+        </w:rPr>
+        <w:t>La ciudadanía laboral hace referencia al ejercicio pleno de los derechos y deberes de los trabajadores dentro del ámbito del trabajo, así como a su capacidad de participar activamente en la vida laboral y social en condiciones de igualdad y dignidad. Este concepto trasciende la mera relación contractual para incluir dimensiones políticas, sociales y culturales, en las que el trabajador es reconocido como sujeto de derechos dentro de una sociedad democrática (Marshall, 1998; Antunes, 2009).</w:t>
       </w:r>
     </w:p>
     <w:p>
@@ -3535,12 +3529,12 @@
       <w:pPr>
         <w:pStyle w:val="Ttulo1"/>
       </w:pPr>
-      <w:bookmarkStart w:id="9" w:name="_Toc206522251"/>
+      <w:bookmarkStart w:id="10" w:name="_Toc207290549"/>
       <w:r>
         <w:lastRenderedPageBreak/>
         <w:t>Mecanismos de materialización de los derechos fundamentales</w:t>
       </w:r>
-      <w:bookmarkEnd w:id="9"/>
+      <w:bookmarkEnd w:id="10"/>
     </w:p>
     <w:p>
       <w:pPr>
@@ -4045,21 +4039,7 @@
           <w:lang w:val="es-419" w:eastAsia="es-CO"/>
         </w:rPr>
         <w:lastRenderedPageBreak/>
-        <w:t xml:space="preserve">superior funcional del accionado. Si se dirige contra la </w:t>
-      </w:r>
-      <w:proofErr w:type="gramStart"/>
-      <w:r>
-        <w:rPr>
-          <w:lang w:val="es-419" w:eastAsia="es-CO"/>
-        </w:rPr>
-        <w:t>Fiscalía General</w:t>
-      </w:r>
-      <w:proofErr w:type="gramEnd"/>
-      <w:r>
-        <w:rPr>
-          <w:lang w:val="es-419" w:eastAsia="es-CO"/>
-        </w:rPr>
-        <w:t xml:space="preserve"> de la Nación, se repartirá al superior funcional del juez al que esté adscrito el fiscal.</w:t>
+        <w:t>superior funcional del accionado. Si se dirige contra la Fiscalía General de la Nación, se repartirá al superior funcional del juez al que esté adscrito el fiscal.</w:t>
       </w:r>
     </w:p>
     <w:p>
@@ -4432,12 +4412,12 @@
       <w:pPr>
         <w:pStyle w:val="Ttulo1"/>
       </w:pPr>
-      <w:bookmarkStart w:id="10" w:name="_Toc206522252"/>
+      <w:bookmarkStart w:id="11" w:name="_Toc207290550"/>
       <w:r>
         <w:lastRenderedPageBreak/>
         <w:t>Desarrollo para una vida digna</w:t>
       </w:r>
-      <w:bookmarkEnd w:id="10"/>
+      <w:bookmarkEnd w:id="11"/>
     </w:p>
     <w:p>
       <w:pPr>
@@ -4569,12 +4549,12 @@
         </w:numPr>
         <w:ind w:left="709"/>
       </w:pPr>
-      <w:bookmarkStart w:id="11" w:name="_Toc206522253"/>
+      <w:bookmarkStart w:id="12" w:name="_Toc207290551"/>
       <w:r>
         <w:lastRenderedPageBreak/>
         <w:t>Síntesis</w:t>
       </w:r>
-      <w:bookmarkEnd w:id="11"/>
+      <w:bookmarkEnd w:id="12"/>
     </w:p>
     <w:p>
       <w:pPr>
@@ -4694,12 +4674,12 @@
         </w:numPr>
         <w:ind w:left="709"/>
       </w:pPr>
-      <w:bookmarkStart w:id="12" w:name="_Toc206522254"/>
+      <w:bookmarkStart w:id="13" w:name="_Toc207290552"/>
       <w:r>
         <w:lastRenderedPageBreak/>
         <w:t>Material complementario</w:t>
       </w:r>
-      <w:bookmarkEnd w:id="12"/>
+      <w:bookmarkEnd w:id="13"/>
     </w:p>
     <w:tbl>
       <w:tblPr>
@@ -4801,16 +4781,11 @@
               <w:pStyle w:val="TextoTablas"/>
             </w:pPr>
             <w:r>
-              <w:t xml:space="preserve">García Calero, C. A. (8 de junio de 2023). ¿Qué son los derechos fundamentales en el </w:t>
-            </w:r>
-            <w:proofErr w:type="gramStart"/>
-            <w:r>
-              <w:t>trabajo?</w:t>
+              <w:t>García Calero, C. A. (8 de junio de 2023). ¿Qué son los derechos fundamentales en el trabajo?</w:t>
             </w:r>
             <w:r>
               <w:t>.</w:t>
             </w:r>
-            <w:proofErr w:type="gramEnd"/>
           </w:p>
         </w:tc>
         <w:tc>
@@ -4949,12 +4924,12 @@
         </w:numPr>
         <w:ind w:left="709"/>
       </w:pPr>
-      <w:bookmarkStart w:id="13" w:name="_Toc206522255"/>
+      <w:bookmarkStart w:id="14" w:name="_Toc207290553"/>
       <w:r>
         <w:lastRenderedPageBreak/>
         <w:t>Glosario</w:t>
       </w:r>
-      <w:bookmarkEnd w:id="13"/>
+      <w:bookmarkEnd w:id="14"/>
     </w:p>
     <w:p>
       <w:pPr>
@@ -5051,21 +5026,7 @@
         <w:rPr>
           <w:lang w:val="es-419" w:eastAsia="es-CO"/>
         </w:rPr>
-        <w:t xml:space="preserve"> consiste en una práctica específica de los grupos y las comunidades para promover el acceso a la justicia frente a vulneraciones de sus derechos, mediante la utilización de acciones públicas, y otros mecanismos de exigibilidad de los derechos. La movilización y la acción colectiva para la exigibilidad de los derechos es una de las prácticas que más crece en la demanda de derechos en América Latina, Estados Unidos y Europa, en el entendido que el derecho </w:t>
-      </w:r>
-      <w:proofErr w:type="gramStart"/>
-      <w:r>
-        <w:rPr>
-          <w:lang w:val="es-419" w:eastAsia="es-CO"/>
-        </w:rPr>
-        <w:t>le</w:t>
-      </w:r>
-      <w:proofErr w:type="gramEnd"/>
-      <w:r>
-        <w:rPr>
-          <w:lang w:val="es-419" w:eastAsia="es-CO"/>
-        </w:rPr>
-        <w:t xml:space="preserve"> pertenece a las personas y que las instituciones locales tienen la responsabilidad de protegerlos y garantizarlos.</w:t>
+        <w:t xml:space="preserve"> consiste en una práctica específica de los grupos y las comunidades para promover el acceso a la justicia frente a vulneraciones de sus derechos, mediante la utilización de acciones públicas, y otros mecanismos de exigibilidad de los derechos. La movilización y la acción colectiva para la exigibilidad de los derechos es una de las prácticas que más crece en la demanda de derechos en América Latina, Estados Unidos y Europa, en el entendido que el derecho le pertenece a las personas y que las instituciones locales tienen la responsabilidad de protegerlos y garantizarlos.</w:t>
       </w:r>
     </w:p>
     <w:p>
@@ -5427,12 +5388,12 @@
         </w:numPr>
         <w:ind w:left="709"/>
       </w:pPr>
-      <w:bookmarkStart w:id="14" w:name="_Toc206522256"/>
+      <w:bookmarkStart w:id="15" w:name="_Toc207290554"/>
       <w:r>
         <w:lastRenderedPageBreak/>
         <w:t>Referencias bibliográficas</w:t>
       </w:r>
-      <w:bookmarkEnd w:id="14"/>
+      <w:bookmarkEnd w:id="15"/>
     </w:p>
     <w:p>
       <w:pPr>
@@ -5447,7 +5408,6 @@
           <w14:ligatures w14:val="none"/>
         </w:rPr>
       </w:pPr>
-      <w:proofErr w:type="spellStart"/>
       <w:r>
         <w:rPr>
           <w:rFonts w:eastAsia="Times New Roman" w:cstheme="minorHAnsi"/>
@@ -5457,10 +5417,13 @@
           <w:lang w:eastAsia="es-CO"/>
           <w14:ligatures w14:val="none"/>
         </w:rPr>
-        <w:t>Antunes</w:t>
-      </w:r>
-      <w:proofErr w:type="spellEnd"/>
-      <w:r>
+        <w:t>Antunes, R. (2009). Los sentidos del trabajo: Ensayo sobre la afirmación y la negación del trabajo. Buenos Aires: Herramienta.</w:t>
+      </w:r>
+    </w:p>
+    <w:p>
+      <w:pPr>
+        <w:spacing w:before="0" w:after="160" w:line="259" w:lineRule="auto"/>
+        <w:ind w:left="709" w:hanging="709"/>
         <w:rPr>
           <w:rFonts w:eastAsia="Times New Roman" w:cstheme="minorHAnsi"/>
           <w:kern w:val="0"/>
@@ -5469,13 +5432,8 @@
           <w:lang w:eastAsia="es-CO"/>
           <w14:ligatures w14:val="none"/>
         </w:rPr>
-        <w:t>, R. (2009). Los sentidos del trabajo: Ensayo sobre la afirmación y la negación del trabajo. Buenos Aires: Herramienta.</w:t>
-      </w:r>
-    </w:p>
-    <w:p>
-      <w:pPr>
-        <w:spacing w:before="0" w:after="160" w:line="259" w:lineRule="auto"/>
-        <w:ind w:left="709" w:hanging="709"/>
+      </w:pPr>
+      <w:r>
         <w:rPr>
           <w:rFonts w:eastAsia="Times New Roman" w:cstheme="minorHAnsi"/>
           <w:kern w:val="0"/>
@@ -5484,8 +5442,13 @@
           <w:lang w:eastAsia="es-CO"/>
           <w14:ligatures w14:val="none"/>
         </w:rPr>
-      </w:pPr>
-      <w:r>
+        <w:t>Asamblea Nacional Constituyente. (1991). Constitución Política de Colombia. Diario Oficial No. 40.965.</w:t>
+      </w:r>
+    </w:p>
+    <w:p>
+      <w:pPr>
+        <w:spacing w:before="0" w:after="160" w:line="259" w:lineRule="auto"/>
+        <w:ind w:left="709" w:hanging="709"/>
         <w:rPr>
           <w:rFonts w:eastAsia="Times New Roman" w:cstheme="minorHAnsi"/>
           <w:kern w:val="0"/>
@@ -5494,13 +5457,8 @@
           <w:lang w:eastAsia="es-CO"/>
           <w14:ligatures w14:val="none"/>
         </w:rPr>
-        <w:t>Asamblea Nacional Constituyente. (1991). Constitución Política de Colombia. Diario Oficial No. 40.965.</w:t>
-      </w:r>
-    </w:p>
-    <w:p>
-      <w:pPr>
-        <w:spacing w:before="0" w:after="160" w:line="259" w:lineRule="auto"/>
-        <w:ind w:left="709" w:hanging="709"/>
+      </w:pPr>
+      <w:r>
         <w:rPr>
           <w:rFonts w:eastAsia="Times New Roman" w:cstheme="minorHAnsi"/>
           <w:kern w:val="0"/>
@@ -5509,8 +5467,13 @@
           <w:lang w:eastAsia="es-CO"/>
           <w14:ligatures w14:val="none"/>
         </w:rPr>
-      </w:pPr>
-      <w:r>
+        <w:t>Bobbio, N. (1987). El futuro de la democracia. México: Fondo de Cultura Económica.</w:t>
+      </w:r>
+    </w:p>
+    <w:p>
+      <w:pPr>
+        <w:spacing w:before="0" w:after="160" w:line="259" w:lineRule="auto"/>
+        <w:ind w:left="709" w:hanging="709"/>
         <w:rPr>
           <w:rFonts w:eastAsia="Times New Roman" w:cstheme="minorHAnsi"/>
           <w:kern w:val="0"/>
@@ -5519,13 +5482,8 @@
           <w:lang w:eastAsia="es-CO"/>
           <w14:ligatures w14:val="none"/>
         </w:rPr>
-        <w:t>Bobbio, N. (1987). El futuro de la democracia. México: Fondo de Cultura Económica.</w:t>
-      </w:r>
-    </w:p>
-    <w:p>
-      <w:pPr>
-        <w:spacing w:before="0" w:after="160" w:line="259" w:lineRule="auto"/>
-        <w:ind w:left="709" w:hanging="709"/>
+      </w:pPr>
+      <w:r>
         <w:rPr>
           <w:rFonts w:eastAsia="Times New Roman" w:cstheme="minorHAnsi"/>
           <w:kern w:val="0"/>
@@ -5534,41 +5492,7 @@
           <w:lang w:eastAsia="es-CO"/>
           <w14:ligatures w14:val="none"/>
         </w:rPr>
-      </w:pPr>
-      <w:r>
-        <w:rPr>
-          <w:rFonts w:eastAsia="Times New Roman" w:cstheme="minorHAnsi"/>
-          <w:kern w:val="0"/>
-          <w:szCs w:val="28"/>
-          <w:bdr w:val="none" w:sz="0" w:space="0" w:color="auto" w:frame="1"/>
-          <w:lang w:eastAsia="es-CO"/>
-          <w14:ligatures w14:val="none"/>
-        </w:rPr>
-        <w:t xml:space="preserve">Cardona, C., &amp; Vera, C. (2003). Modelo de producción, mundo del trabajo y cambio cultural. En C. Cardona &amp; C. Vera (Eds.), Trabajo, sociedad y dignidad humana (pp. 13–36). Editorial </w:t>
-      </w:r>
-      <w:proofErr w:type="spellStart"/>
-      <w:r>
-        <w:rPr>
-          <w:rFonts w:eastAsia="Times New Roman" w:cstheme="minorHAnsi"/>
-          <w:kern w:val="0"/>
-          <w:szCs w:val="28"/>
-          <w:bdr w:val="none" w:sz="0" w:space="0" w:color="auto" w:frame="1"/>
-          <w:lang w:eastAsia="es-CO"/>
-          <w14:ligatures w14:val="none"/>
-        </w:rPr>
-        <w:t>Anthropos</w:t>
-      </w:r>
-      <w:proofErr w:type="spellEnd"/>
-      <w:r>
-        <w:rPr>
-          <w:rFonts w:eastAsia="Times New Roman" w:cstheme="minorHAnsi"/>
-          <w:kern w:val="0"/>
-          <w:szCs w:val="28"/>
-          <w:bdr w:val="none" w:sz="0" w:space="0" w:color="auto" w:frame="1"/>
-          <w:lang w:eastAsia="es-CO"/>
-          <w14:ligatures w14:val="none"/>
-        </w:rPr>
-        <w:t>.</w:t>
+        <w:t>Cardona, C., &amp; Vera, C. (2003). Modelo de producción, mundo del trabajo y cambio cultural. En C. Cardona &amp; C. Vera (Eds.), Trabajo, sociedad y dignidad humana (pp. 13–36). Editorial Anthropos.</w:t>
       </w:r>
     </w:p>
     <w:p>
@@ -5804,31 +5728,7 @@
           <w:lang w:eastAsia="es-CO"/>
           <w14:ligatures w14:val="none"/>
         </w:rPr>
-        <w:t xml:space="preserve">Feregrino Basurto, M. A. (2015). Trabajo y ciudadanía. </w:t>
-      </w:r>
-      <w:proofErr w:type="spellStart"/>
-      <w:r>
-        <w:rPr>
-          <w:rFonts w:eastAsia="Times New Roman" w:cstheme="minorHAnsi"/>
-          <w:kern w:val="0"/>
-          <w:szCs w:val="28"/>
-          <w:bdr w:val="none" w:sz="0" w:space="0" w:color="auto" w:frame="1"/>
-          <w:lang w:eastAsia="es-CO"/>
-          <w14:ligatures w14:val="none"/>
-        </w:rPr>
-        <w:t>Iberofórum</w:t>
-      </w:r>
-      <w:proofErr w:type="spellEnd"/>
-      <w:r>
-        <w:rPr>
-          <w:rFonts w:eastAsia="Times New Roman" w:cstheme="minorHAnsi"/>
-          <w:kern w:val="0"/>
-          <w:szCs w:val="28"/>
-          <w:bdr w:val="none" w:sz="0" w:space="0" w:color="auto" w:frame="1"/>
-          <w:lang w:eastAsia="es-CO"/>
-          <w14:ligatures w14:val="none"/>
-        </w:rPr>
-        <w:t>. Revista de Ciencias Sociales de la Universidad Iberoamericana, 19, 29-62</w:t>
+        <w:t>Feregrino Basurto, M. A. (2015). Trabajo y ciudadanía. Iberofórum. Revista de Ciencias Sociales de la Universidad Iberoamericana, 19, 29-62</w:t>
       </w:r>
       <w:r>
         <w:rPr>
@@ -5900,55 +5800,7 @@
           <w:lang w:eastAsia="es-CO"/>
           <w14:ligatures w14:val="none"/>
         </w:rPr>
-        <w:t xml:space="preserve">Kant, I. (2009). Fundamentación de la metafísica de las costumbres (M. García Morente, Trad.; </w:t>
-      </w:r>
-      <w:proofErr w:type="spellStart"/>
-      <w:r>
-        <w:rPr>
-          <w:rFonts w:eastAsia="Times New Roman" w:cstheme="minorHAnsi"/>
-          <w:kern w:val="0"/>
-          <w:szCs w:val="28"/>
-          <w:bdr w:val="none" w:sz="0" w:space="0" w:color="auto" w:frame="1"/>
-          <w:lang w:eastAsia="es-CO"/>
-          <w14:ligatures w14:val="none"/>
-        </w:rPr>
-        <w:t>Opuscula</w:t>
-      </w:r>
-      <w:proofErr w:type="spellEnd"/>
-      <w:r>
-        <w:rPr>
-          <w:rFonts w:eastAsia="Times New Roman" w:cstheme="minorHAnsi"/>
-          <w:kern w:val="0"/>
-          <w:szCs w:val="28"/>
-          <w:bdr w:val="none" w:sz="0" w:space="0" w:color="auto" w:frame="1"/>
-          <w:lang w:eastAsia="es-CO"/>
-          <w14:ligatures w14:val="none"/>
-        </w:rPr>
-        <w:t xml:space="preserve"> </w:t>
-      </w:r>
-      <w:proofErr w:type="spellStart"/>
-      <w:r>
-        <w:rPr>
-          <w:rFonts w:eastAsia="Times New Roman" w:cstheme="minorHAnsi"/>
-          <w:kern w:val="0"/>
-          <w:szCs w:val="28"/>
-          <w:bdr w:val="none" w:sz="0" w:space="0" w:color="auto" w:frame="1"/>
-          <w:lang w:eastAsia="es-CO"/>
-          <w14:ligatures w14:val="none"/>
-        </w:rPr>
-        <w:t>Philosophica</w:t>
-      </w:r>
-      <w:proofErr w:type="spellEnd"/>
-      <w:r>
-        <w:rPr>
-          <w:rFonts w:eastAsia="Times New Roman" w:cstheme="minorHAnsi"/>
-          <w:kern w:val="0"/>
-          <w:szCs w:val="28"/>
-          <w:bdr w:val="none" w:sz="0" w:space="0" w:color="auto" w:frame="1"/>
-          <w:lang w:eastAsia="es-CO"/>
-          <w14:ligatures w14:val="none"/>
-        </w:rPr>
-        <w:t>, n.º 18). Madrid: Ediciones Encuentro, S.A. (Trabajo original publicado en 1785</w:t>
+        <w:t>Kant, I. (2009). Fundamentación de la metafísica de las costumbres (M. García Morente, Trad.; Opuscula Philosophica, n.º 18). Madrid: Ediciones Encuentro, S.A. (Trabajo original publicado en 1785</w:t>
       </w:r>
       <w:r>
         <w:rPr>
@@ -6335,10 +6187,13 @@
           <w:lang w:eastAsia="es-CO"/>
           <w14:ligatures w14:val="none"/>
         </w:rPr>
-        <w:t xml:space="preserve">Sen, A. (2000). Desarrollo y libertad (1.ª ed., traducción de Joaquín Chamorro </w:t>
-      </w:r>
-      <w:proofErr w:type="spellStart"/>
-      <w:r>
+        <w:t>Sen, A. (2000). Desarrollo y libertad (1.ª ed., traducción de Joaquín Chamorro Mielke). Editorial Planeta.</w:t>
+      </w:r>
+    </w:p>
+    <w:p>
+      <w:pPr>
+        <w:spacing w:before="0" w:after="160" w:line="259" w:lineRule="auto"/>
+        <w:ind w:left="709" w:hanging="709"/>
         <w:rPr>
           <w:rFonts w:eastAsia="Times New Roman" w:cstheme="minorHAnsi"/>
           <w:kern w:val="0"/>
@@ -6347,9 +6202,7 @@
           <w:lang w:eastAsia="es-CO"/>
           <w14:ligatures w14:val="none"/>
         </w:rPr>
-        <w:t>Mielke</w:t>
-      </w:r>
-      <w:proofErr w:type="spellEnd"/>
+      </w:pPr>
       <w:r>
         <w:rPr>
           <w:rFonts w:eastAsia="Times New Roman" w:cstheme="minorHAnsi"/>
@@ -6359,7 +6212,7 @@
           <w:lang w:eastAsia="es-CO"/>
           <w14:ligatures w14:val="none"/>
         </w:rPr>
-        <w:t>). Editorial Planeta.</w:t>
+        <w:t>UNESCO. (2020). Educación para la ciudadanía mundial: prepararse para el futuro.</w:t>
       </w:r>
     </w:p>
     <w:p>
@@ -6384,7 +6237,7 @@
           <w:lang w:eastAsia="es-CO"/>
           <w14:ligatures w14:val="none"/>
         </w:rPr>
-        <w:t>UNESCO. (2020). Educación para la ciudadanía mundial: prepararse para el futuro.</w:t>
+        <w:t>Uprimny, R. (2011). La tutela: origen, desarrollos y desafíos. Bogotá: Dejusticia.</w:t>
       </w:r>
     </w:p>
     <w:p>
@@ -6409,9 +6262,9 @@
           <w:lang w:eastAsia="es-CO"/>
           <w14:ligatures w14:val="none"/>
         </w:rPr>
-        <w:t xml:space="preserve">Uprimny, R. (2011). La tutela: origen, desarrollos y desafíos. Bogotá: </w:t>
-      </w:r>
-      <w:proofErr w:type="spellStart"/>
+        <w:lastRenderedPageBreak/>
+        <w:t>Vásquez, M., &amp; Molina, D. (2020). Ciudadanía y acceso a la justicia: estrategias pedagógicas para la divulgación de derechos. Bogotá: Universidad Nacional de Colombia.</w:t>
+      </w:r>
       <w:r>
         <w:rPr>
           <w:rFonts w:eastAsia="Times New Roman" w:cstheme="minorHAnsi"/>
@@ -6421,55 +6274,6 @@
           <w:lang w:eastAsia="es-CO"/>
           <w14:ligatures w14:val="none"/>
         </w:rPr>
-        <w:t>Dejusticia</w:t>
-      </w:r>
-      <w:proofErr w:type="spellEnd"/>
-      <w:r>
-        <w:rPr>
-          <w:rFonts w:eastAsia="Times New Roman" w:cstheme="minorHAnsi"/>
-          <w:kern w:val="0"/>
-          <w:szCs w:val="28"/>
-          <w:bdr w:val="none" w:sz="0" w:space="0" w:color="auto" w:frame="1"/>
-          <w:lang w:eastAsia="es-CO"/>
-          <w14:ligatures w14:val="none"/>
-        </w:rPr>
-        <w:t>.</w:t>
-      </w:r>
-    </w:p>
-    <w:p>
-      <w:pPr>
-        <w:spacing w:before="0" w:after="160" w:line="259" w:lineRule="auto"/>
-        <w:ind w:left="709" w:hanging="709"/>
-        <w:rPr>
-          <w:rFonts w:eastAsia="Times New Roman" w:cstheme="minorHAnsi"/>
-          <w:kern w:val="0"/>
-          <w:szCs w:val="28"/>
-          <w:bdr w:val="none" w:sz="0" w:space="0" w:color="auto" w:frame="1"/>
-          <w:lang w:eastAsia="es-CO"/>
-          <w14:ligatures w14:val="none"/>
-        </w:rPr>
-      </w:pPr>
-      <w:r>
-        <w:rPr>
-          <w:rFonts w:eastAsia="Times New Roman" w:cstheme="minorHAnsi"/>
-          <w:kern w:val="0"/>
-          <w:szCs w:val="28"/>
-          <w:bdr w:val="none" w:sz="0" w:space="0" w:color="auto" w:frame="1"/>
-          <w:lang w:eastAsia="es-CO"/>
-          <w14:ligatures w14:val="none"/>
-        </w:rPr>
-        <w:lastRenderedPageBreak/>
-        <w:t>Vásquez, M., &amp; Molina, D. (2020). Ciudadanía y acceso a la justicia: estrategias pedagógicas para la divulgación de derechos. Bogotá: Universidad Nacional de Colombia.</w:t>
-      </w:r>
-      <w:r>
-        <w:rPr>
-          <w:rFonts w:eastAsia="Times New Roman" w:cstheme="minorHAnsi"/>
-          <w:kern w:val="0"/>
-          <w:szCs w:val="28"/>
-          <w:bdr w:val="none" w:sz="0" w:space="0" w:color="auto" w:frame="1"/>
-          <w:lang w:eastAsia="es-CO"/>
-          <w14:ligatures w14:val="none"/>
-        </w:rPr>
         <w:br w:type="page"/>
       </w:r>
     </w:p>
@@ -6482,12 +6286,12 @@
         </w:numPr>
         <w:ind w:left="709"/>
       </w:pPr>
-      <w:bookmarkStart w:id="15" w:name="_Toc206522257"/>
+      <w:bookmarkStart w:id="16" w:name="_Toc207290555"/>
       <w:r>
         <w:lastRenderedPageBreak/>
         <w:t>Créditos</w:t>
       </w:r>
-      <w:bookmarkEnd w:id="15"/>
+      <w:bookmarkEnd w:id="16"/>
     </w:p>
     <w:tbl>
       <w:tblPr>
@@ -6731,15 +6535,7 @@
               <w:pStyle w:val="TextoTablas"/>
             </w:pPr>
             <w:r>
-              <w:t xml:space="preserve">Josué </w:t>
-            </w:r>
-            <w:proofErr w:type="spellStart"/>
-            <w:r>
-              <w:t>Dario</w:t>
-            </w:r>
-            <w:proofErr w:type="spellEnd"/>
-            <w:r>
-              <w:t xml:space="preserve"> Niño Riaño</w:t>
+              <w:t>Josué Dario Niño Riaño</w:t>
             </w:r>
           </w:p>
         </w:tc>
@@ -6878,21 +6674,8 @@
             <w:pPr>
               <w:pStyle w:val="TextoTablas"/>
             </w:pPr>
-            <w:proofErr w:type="spellStart"/>
-            <w:r>
-              <w:t>Yazmin</w:t>
-            </w:r>
-            <w:proofErr w:type="spellEnd"/>
-            <w:r>
-              <w:t xml:space="preserve"> </w:t>
-            </w:r>
-            <w:proofErr w:type="spellStart"/>
-            <w:r>
-              <w:t>Rocio</w:t>
-            </w:r>
-            <w:proofErr w:type="spellEnd"/>
-            <w:r>
-              <w:t xml:space="preserve"> Figueroa Pacheco</w:t>
+            <w:r>
+              <w:t>Yazmin Rocio Figueroa Pacheco</w:t>
             </w:r>
           </w:p>
         </w:tc>
@@ -6936,15 +6719,7 @@
               <w:pStyle w:val="TextoTablas"/>
             </w:pPr>
             <w:r>
-              <w:t xml:space="preserve">Pedro Alonso </w:t>
-            </w:r>
-            <w:proofErr w:type="spellStart"/>
-            <w:r>
-              <w:t>Bolivar</w:t>
-            </w:r>
-            <w:proofErr w:type="spellEnd"/>
-            <w:r>
-              <w:t xml:space="preserve"> González</w:t>
+              <w:t>Pedro Alonso Bolivar González</w:t>
             </w:r>
           </w:p>
         </w:tc>
@@ -6995,15 +6770,7 @@
               <w:pStyle w:val="TextoTablas"/>
             </w:pPr>
             <w:r>
-              <w:t xml:space="preserve">Johann Sebastián </w:t>
-            </w:r>
-            <w:proofErr w:type="spellStart"/>
-            <w:r>
-              <w:t>Teran</w:t>
-            </w:r>
-            <w:proofErr w:type="spellEnd"/>
-            <w:r>
-              <w:t xml:space="preserve"> Carvajal</w:t>
+              <w:t>Johann Sebastián Teran Carvajal</w:t>
             </w:r>
           </w:p>
         </w:tc>
@@ -7047,15 +6814,7 @@
               <w:pStyle w:val="TextoTablas"/>
             </w:pPr>
             <w:r>
-              <w:t xml:space="preserve">Yineth </w:t>
-            </w:r>
-            <w:proofErr w:type="spellStart"/>
-            <w:r>
-              <w:t>Ibette</w:t>
-            </w:r>
-            <w:proofErr w:type="spellEnd"/>
-            <w:r>
-              <w:t xml:space="preserve"> González Quintero</w:t>
+              <w:t>Yineth Ibette González Quintero</w:t>
             </w:r>
           </w:p>
         </w:tc>
@@ -10784,19 +10543,6 @@
 </file>
 
 <file path=customXml/item2.xml><?xml version="1.0" encoding="utf-8"?>
-<?mso-contentType ?>
-<FormTemplates xmlns="http://schemas.microsoft.com/sharepoint/v3/contenttype/forms">
-  <Display>DocumentLibraryForm</Display>
-  <Edit>DocumentLibraryForm</Edit>
-  <New>DocumentLibraryForm</New>
-</FormTemplates>
-</file>
-
-<file path=customXml/item3.xml><?xml version="1.0" encoding="utf-8"?>
-<b:Sources xmlns:b="http://schemas.openxmlformats.org/officeDocument/2006/bibliography" xmlns="http://schemas.openxmlformats.org/officeDocument/2006/bibliography" SelectedStyle="\APASixthEditionOfficeOnline.xsl" StyleName="APA" Version="6"/>
-</file>
-
-<file path=customXml/item4.xml><?xml version="1.0" encoding="utf-8"?>
 <p:properties xmlns:p="http://schemas.microsoft.com/office/2006/metadata/properties" xmlns:xsi="http://www.w3.org/2001/XMLSchema-instance" xmlns:pc="http://schemas.microsoft.com/office/infopath/2007/PartnerControls">
   <documentManagement>
     <TaxCatchAll xmlns="cb45339b-ced9-4d0d-8f64-77573914d53b" xsi:nil="true"/>
@@ -10805,6 +10551,19 @@
     </lcf76f155ced4ddcb4097134ff3c332f>
   </documentManagement>
 </p:properties>
+</file>
+
+<file path=customXml/item3.xml><?xml version="1.0" encoding="utf-8"?>
+<b:Sources xmlns:b="http://schemas.openxmlformats.org/officeDocument/2006/bibliography" xmlns="http://schemas.openxmlformats.org/officeDocument/2006/bibliography" SelectedStyle="\APASixthEditionOfficeOnline.xsl" StyleName="APA" Version="6"/>
+</file>
+
+<file path=customXml/item4.xml><?xml version="1.0" encoding="utf-8"?>
+<?mso-contentType ?>
+<FormTemplates xmlns="http://schemas.microsoft.com/sharepoint/v3/contenttype/forms">
+  <Display>DocumentLibraryForm</Display>
+  <Edit>DocumentLibraryForm</Edit>
+  <New>DocumentLibraryForm</New>
+</FormTemplates>
 </file>
 
 <file path=customXml/itemProps1.xml><?xml version="1.0" encoding="utf-8"?>
@@ -10827,9 +10586,12 @@
 </file>
 
 <file path=customXml/itemProps2.xml><?xml version="1.0" encoding="utf-8"?>
-<ds:datastoreItem xmlns:ds="http://schemas.openxmlformats.org/officeDocument/2006/customXml" ds:itemID="{D00A4A46-BDBD-48AC-87B9-2BA42D9CC06F}">
+<ds:datastoreItem xmlns:ds="http://schemas.openxmlformats.org/officeDocument/2006/customXml" ds:itemID="{26259216-AD86-464A-AEAD-95B1F9E17392}">
   <ds:schemaRefs>
-    <ds:schemaRef ds:uri="http://schemas.microsoft.com/sharepoint/v3/contenttype/forms"/>
+    <ds:schemaRef ds:uri="http://schemas.microsoft.com/office/2006/metadata/properties"/>
+    <ds:schemaRef ds:uri="http://schemas.microsoft.com/office/infopath/2007/PartnerControls"/>
+    <ds:schemaRef ds:uri="cb45339b-ced9-4d0d-8f64-77573914d53b"/>
+    <ds:schemaRef ds:uri="43a3ca16-9c26-4813-b83f-4aec9927b43f"/>
   </ds:schemaRefs>
 </ds:datastoreItem>
 </file>
@@ -10843,12 +10605,9 @@
 </file>
 
 <file path=customXml/itemProps4.xml><?xml version="1.0" encoding="utf-8"?>
-<ds:datastoreItem xmlns:ds="http://schemas.openxmlformats.org/officeDocument/2006/customXml" ds:itemID="{26259216-AD86-464A-AEAD-95B1F9E17392}">
+<ds:datastoreItem xmlns:ds="http://schemas.openxmlformats.org/officeDocument/2006/customXml" ds:itemID="{D00A4A46-BDBD-48AC-87B9-2BA42D9CC06F}">
   <ds:schemaRefs>
-    <ds:schemaRef ds:uri="http://schemas.microsoft.com/office/2006/metadata/properties"/>
-    <ds:schemaRef ds:uri="http://schemas.microsoft.com/office/infopath/2007/PartnerControls"/>
-    <ds:schemaRef ds:uri="cb45339b-ced9-4d0d-8f64-77573914d53b"/>
-    <ds:schemaRef ds:uri="43a3ca16-9c26-4813-b83f-4aec9927b43f"/>
+    <ds:schemaRef ds:uri="http://schemas.microsoft.com/sharepoint/v3/contenttype/forms"/>
   </ds:schemaRefs>
 </ds:datastoreItem>
 </file>